--- a/Fase 2/Evidencias Proyecto/Evidencias de documentación/ERS - Barberia Big Boys.docx
+++ b/Fase 2/Evidencias Proyecto/Evidencias de documentación/ERS - Barberia Big Boys.docx
@@ -18354,7 +18354,7 @@
                 <w:sz w:val="16"/>
                 <w:szCs w:val="16"/>
               </w:rPr>
-              <w:t>Datos alojados en Chile; cualquier transferencia internacional requiere garantías documentadas.</w:t>
+              <w:t>Base de datos alojada en Supabase (PostgreSQL 17, región us-west-2, Oregón, EE. UU.): transferencia internacional de datos personales declarada en la Política de Privacidad y en el Registro de Actividades de Tratamiento (RAT), con las garantías contractuales del proveedor.</w:t>
             </w:r>
           </w:p>
         </w:tc>

--- a/Fase 2/Evidencias Proyecto/Evidencias de documentación/ERS - Barberia Big Boys.docx
+++ b/Fase 2/Evidencias Proyecto/Evidencias de documentación/ERS - Barberia Big Boys.docx
@@ -44,7 +44,7 @@
           <w:sz w:val="20"/>
           <w:szCs w:val="20"/>
         </w:rPr>
-        <w:t>Proyecto: Proyecto Barbería Big-Boys · Revisión: 04 · 6 de octubre de 2026</w:t>
+        <w:t>Proyecto: Proyecto Barbería Big-Boys · Revisión: 04.1 · 22 de octubre de 2026</w:t>
       </w:r>
     </w:p>
     <w:p>
@@ -639,6 +639,111 @@
                 <w:szCs w:val="17"/>
               </w:rPr>
               <w:t>Nombre oficial; 3 sucursales; abono $3.000 parametrizable y reglas de reagendamiento; BD relacional PostgreSQL (reemplaza Firestore); fila por orden de llegada; módulo de privacidad y cumplimiento anticipado de la Ley N° 21.719; 61 RF / 11 RNF; entrega 13-11-2026</w:t>
+            </w:r>
+          </w:p>
+        </w:tc>
+      </w:tr>
+      <w:tr>
+        <w:trPr>
+          <w:cantSplit/>
+        </w:trPr>
+        <w:tc>
+          <w:tcPr>
+            <w:tcW w:w="1029" w:type="dxa"/>
+            <w:shd w:val="clear" w:color="auto" w:fill="F2F6F7"/>
+            <w:tcMar>
+              <w:top w:w="70" w:type="dxa"/>
+              <w:left w:w="90" w:type="dxa"/>
+              <w:bottom w:w="70" w:type="dxa"/>
+              <w:right w:w="90" w:type="dxa"/>
+            </w:tcMar>
+            <w:vAlign w:val="center"/>
+          </w:tcPr>
+          <w:p>
+            <w:pPr>
+              <w:spacing w:before="0" w:after="0" w:line="240" w:lineRule="auto"/>
+            </w:pPr>
+            <w:r>
+              <w:rPr>
+                <w:sz w:val="17"/>
+                <w:szCs w:val="17"/>
+              </w:rPr>
+              <w:t>22/10/26</w:t>
+            </w:r>
+          </w:p>
+        </w:tc>
+        <w:tc>
+          <w:tcPr>
+            <w:tcW w:w="842" w:type="dxa"/>
+            <w:shd w:val="clear" w:color="auto" w:fill="F2F6F7"/>
+            <w:tcMar>
+              <w:top w:w="70" w:type="dxa"/>
+              <w:left w:w="90" w:type="dxa"/>
+              <w:bottom w:w="70" w:type="dxa"/>
+              <w:right w:w="90" w:type="dxa"/>
+            </w:tcMar>
+            <w:vAlign w:val="center"/>
+          </w:tcPr>
+          <w:p>
+            <w:pPr>
+              <w:spacing w:before="0" w:after="0" w:line="240" w:lineRule="auto"/>
+            </w:pPr>
+            <w:r>
+              <w:rPr>
+                <w:sz w:val="17"/>
+                <w:szCs w:val="17"/>
+              </w:rPr>
+              <w:t>04.1</w:t>
+            </w:r>
+          </w:p>
+        </w:tc>
+        <w:tc>
+          <w:tcPr>
+            <w:tcW w:w="2340" w:type="dxa"/>
+            <w:shd w:val="clear" w:color="auto" w:fill="F2F6F7"/>
+            <w:tcMar>
+              <w:top w:w="70" w:type="dxa"/>
+              <w:left w:w="90" w:type="dxa"/>
+              <w:bottom w:w="70" w:type="dxa"/>
+              <w:right w:w="90" w:type="dxa"/>
+            </w:tcMar>
+            <w:vAlign w:val="center"/>
+          </w:tcPr>
+          <w:p>
+            <w:pPr>
+              <w:spacing w:before="0" w:after="0" w:line="240" w:lineRule="auto"/>
+            </w:pPr>
+            <w:r>
+              <w:rPr>
+                <w:sz w:val="17"/>
+                <w:szCs w:val="17"/>
+              </w:rPr>
+              <w:t>Yerko Rosales / Jonathan Ojeda</w:t>
+            </w:r>
+          </w:p>
+        </w:tc>
+        <w:tc>
+          <w:tcPr>
+            <w:tcW w:w="5149" w:type="dxa"/>
+            <w:shd w:val="clear" w:color="auto" w:fill="F2F6F7"/>
+            <w:tcMar>
+              <w:top w:w="70" w:type="dxa"/>
+              <w:left w:w="90" w:type="dxa"/>
+              <w:bottom w:w="70" w:type="dxa"/>
+              <w:right w:w="90" w:type="dxa"/>
+            </w:tcMar>
+            <w:vAlign w:val="center"/>
+          </w:tcPr>
+          <w:p>
+            <w:pPr>
+              <w:spacing w:before="0" w:after="0" w:line="240" w:lineRule="auto"/>
+            </w:pPr>
+            <w:r>
+              <w:rPr>
+                <w:sz w:val="17"/>
+                <w:szCs w:val="17"/>
+              </w:rPr>
+              <w:t>RF-62 (consulta del barbero) y RF-63 (alta de colaboradores por el Dueño): 63 RF (58 de la V1) / 11 RNF; RNF-11 actualizado (Supabase, transferencia internacional, SC-18); 41 casos de uso; semana actual S11</w:t>
             </w:r>
           </w:p>
         </w:tc>
@@ -1681,7 +1786,7 @@
           <w:sz w:val="21"/>
           <w:szCs w:val="21"/>
         </w:rPr>
-        <w:t>Las referencias de este documento se listan en formato APA en la última hoja (sección «Referencias»). Documentos del proyecto relacionados: Acta de Constitución v2.0, Acta de Reunión Kick-Off, DAS v3.0 (arquitectura 4+1), Especificación de Casos de Uso (documento 17), Diseño de Base de Datos (documento 16) y Anexo A — Cumplimiento normativo y gobierno de datos.</w:t>
+        <w:t>Las referencias de este documento se listan en formato APA en la última hoja (sección «Referencias»). Documentos del proyecto relacionados: Acta de Constitución v2.0, Acta de Reunión Kick-Off, DAS v3.1 (arquitectura 4+1), Especificación de Casos de Uso (documento 17), Diseño de Base de Datos (documento 16) y Anexo A — Cumplimiento normativo y gobierno de datos.</w:t>
       </w:r>
     </w:p>
     <w:p>
@@ -18495,7 +18600,7 @@
           <w:sz w:val="18"/>
           <w:szCs w:val="18"/>
         </w:rPr>
-        <w:t>Visión completa de los 40 casos de uso agrupados en siete módulos y su relación con los siete actores (cada flecha indica que el actor participa en casos de ese módulo). El Dueño hereda los casos del Administrador de sucursal. El detalle de cada relación actor–caso se muestra en los diagramas por módulo. Elaboración propia con PlantUML. Notación basada en Object Management Group [OMG] (2017).</w:t>
+        <w:t>Visión completa de los 41 casos de uso agrupados en siete módulos y su relación con los siete actores (cada flecha indica que el actor participa en casos de ese módulo). El Dueño hereda los casos del Administrador de sucursal. El detalle de cada relación actor–caso se muestra en los diagramas por módulo. Elaboración propia con PlantUML. Notación basada en Object Management Group [OMG] (2017).</w:t>
       </w:r>
     </w:p>
     <w:p>
@@ -18507,7 +18612,7 @@
           <w:sz w:val="20"/>
           <w:szCs w:val="20"/>
         </w:rPr>
-        <w:t>La especificación completa de los 40 casos de uso se encuentra en el documento 17 (Especificación de Casos de Uso).</w:t>
+        <w:t>La especificación completa de los 41 casos de uso se encuentra en el documento 17 (Especificación de Casos de Uso).</w:t>
       </w:r>
     </w:p>
     <w:p>
@@ -23235,7 +23340,7 @@
           <w:sz w:val="21"/>
           <w:szCs w:val="21"/>
         </w:rPr>
-        <w:t>El proyecto se ejecuta del 14 de agosto al 13 de noviembre de 2026 (semanas S1 a S14 del calendario del proyecto, cuya S1 es del 10 al 16 de agosto), con defensa probable el 27 de noviembre de 2026 (S16). Semana actual del proyecto: S9 (05-10 al 11-10-2026) de S14.</w:t>
+        <w:t>El proyecto se ejecuta del 14 de agosto al 13 de noviembre de 2026 (semanas S1 a S14 del calendario del proyecto, cuya S1 es del 10 al 16 de agosto), con defensa probable el 27 de noviembre de 2026 (S16). Semana actual del proyecto: S11 (19-10 al 25-10-2026) de S14.</w:t>
       </w:r>
     </w:p>
     <w:p>
@@ -24173,6 +24278,8 @@
       </w:r>
     </w:p>
     <w:sectPr>
+      <w:headerReference w:type="default" r:id="rId8"/>
+      <w:footerReference w:type="default" r:id="rId9"/>
       <w:pgSz w:w="12240" w:h="15840"/>
       <w:pgMar w:top="1080" w:right="1440" w:bottom="1080" w:left="1440" w:header="708" w:footer="708" w:gutter="0"/>
       <w:cols w:space="720"/>
@@ -24180,6 +24287,26 @@
     </w:sectPr>
   </w:body>
 </w:document>
+</file>
+
+<file path=word/footer1.xml><?xml version="1.0" encoding="utf-8"?>
+<w:ftr xmlns:m="http://schemas.openxmlformats.org/officeDocument/2006/math" xmlns:mc="http://schemas.openxmlformats.org/markup-compatibility/2006" xmlns:mo="http://schemas.microsoft.com/office/mac/office/2008/main" xmlns:mv="urn:schemas-microsoft-com:mac:vml" xmlns:o="urn:schemas-microsoft-com:office:office" xmlns:r="http://schemas.openxmlformats.org/officeDocument/2006/relationships" xmlns:v="urn:schemas-microsoft-com:vml" xmlns:w10="urn:schemas-microsoft-com:office:word" xmlns:w14="http://schemas.microsoft.com/office/word/2010/wordml" xmlns:w="http://schemas.openxmlformats.org/wordprocessingml/2006/main" xmlns:wne="http://schemas.microsoft.com/office/word/2006/wordml" xmlns:wp14="http://schemas.microsoft.com/office/word/2010/wordprocessingDrawing" xmlns:wp="http://schemas.openxmlformats.org/drawingml/2006/wordprocessingDrawing" xmlns:wpc="http://schemas.microsoft.com/office/word/2010/wordprocessingCanvas" xmlns:wpg="http://schemas.microsoft.com/office/word/2010/wordprocessingGroup" xmlns:wpi="http://schemas.microsoft.com/office/word/2010/wordprocessingInk" xmlns:wps="http://schemas.microsoft.com/office/word/2010/wordprocessingShape" mc:Ignorable="w14 wp14">
+  <w:p>
+    <w:pPr>
+      <w:pStyle w:val="Footer"/>
+    </w:pPr>
+  </w:p>
+</w:ftr>
+</file>
+
+<file path=word/header1.xml><?xml version="1.0" encoding="utf-8"?>
+<w:hdr xmlns:m="http://schemas.openxmlformats.org/officeDocument/2006/math" xmlns:mc="http://schemas.openxmlformats.org/markup-compatibility/2006" xmlns:mo="http://schemas.microsoft.com/office/mac/office/2008/main" xmlns:mv="urn:schemas-microsoft-com:mac:vml" xmlns:o="urn:schemas-microsoft-com:office:office" xmlns:r="http://schemas.openxmlformats.org/officeDocument/2006/relationships" xmlns:v="urn:schemas-microsoft-com:vml" xmlns:w10="urn:schemas-microsoft-com:office:word" xmlns:w14="http://schemas.microsoft.com/office/word/2010/wordml" xmlns:w="http://schemas.openxmlformats.org/wordprocessingml/2006/main" xmlns:wne="http://schemas.microsoft.com/office/word/2006/wordml" xmlns:wp14="http://schemas.microsoft.com/office/word/2010/wordprocessingDrawing" xmlns:wp="http://schemas.openxmlformats.org/drawingml/2006/wordprocessingDrawing" xmlns:wpc="http://schemas.microsoft.com/office/word/2010/wordprocessingCanvas" xmlns:wpg="http://schemas.microsoft.com/office/word/2010/wordprocessingGroup" xmlns:wpi="http://schemas.microsoft.com/office/word/2010/wordprocessingInk" xmlns:wps="http://schemas.microsoft.com/office/word/2010/wordprocessingShape" mc:Ignorable="w14 wp14">
+  <w:p>
+    <w:pPr>
+      <w:pStyle w:val="Header"/>
+    </w:pPr>
+  </w:p>
+</w:hdr>
 </file>
 
 <file path=word/numbering.xml><?xml version="1.0" encoding="utf-8"?>
